--- a/Памятки/Тема2.docx
+++ b/Памятки/Тема2.docx
@@ -3079,9 +3079,154 @@
         <w:rPr>
           <w:rFonts w:cs="Times New Roman"/>
         </w:rPr>
-        <w:tab/>
-        <w:t xml:space="preserve">    Ссылка на сайт</w:t>
-      </w:r>
+        <w:t>Ссылка на сайт</w:t>
+      </w:r>
+      <w:r>
+        <w:rPr>
+          <w:rFonts w:cs="Times New Roman"/>
+        </w:rPr>
+        <w:t xml:space="preserve">: </w:t>
+      </w:r>
+      <w:hyperlink r:id="rId17" w:history="1">
+        <w:r>
+          <w:rPr>
+            <w:rStyle w:val="af1"/>
+            <w:rFonts w:cs="Times New Roman"/>
+            <w:b/>
+            <w:bCs/>
+            <w:lang w:val="en-US"/>
+          </w:rPr>
+          <w:t>ht</w:t>
+        </w:r>
+        <w:r>
+          <w:rPr>
+            <w:rStyle w:val="af1"/>
+            <w:rFonts w:cs="Times New Roman"/>
+            <w:b/>
+            <w:bCs/>
+            <w:lang w:val="en-US"/>
+          </w:rPr>
+          <w:t>t</w:t>
+        </w:r>
+        <w:r>
+          <w:rPr>
+            <w:rStyle w:val="af1"/>
+            <w:rFonts w:cs="Times New Roman"/>
+            <w:b/>
+            <w:bCs/>
+            <w:lang w:val="en-US"/>
+          </w:rPr>
+          <w:t>ps</w:t>
+        </w:r>
+        <w:r>
+          <w:rPr>
+            <w:rStyle w:val="af1"/>
+            <w:rFonts w:cs="Times New Roman"/>
+            <w:b/>
+            <w:bCs/>
+          </w:rPr>
+          <w:t>://</w:t>
+        </w:r>
+        <w:proofErr w:type="spellStart"/>
+        <w:r>
+          <w:rPr>
+            <w:rStyle w:val="af1"/>
+            <w:rFonts w:cs="Times New Roman"/>
+            <w:b/>
+            <w:bCs/>
+            <w:lang w:val="en-US"/>
+          </w:rPr>
+          <w:t>rasted</w:t>
+        </w:r>
+        <w:proofErr w:type="spellEnd"/>
+        <w:r>
+          <w:rPr>
+            <w:rStyle w:val="af1"/>
+            <w:rFonts w:cs="Times New Roman"/>
+            <w:b/>
+            <w:bCs/>
+          </w:rPr>
+          <w:t>56.</w:t>
+        </w:r>
+        <w:proofErr w:type="spellStart"/>
+        <w:r>
+          <w:rPr>
+            <w:rStyle w:val="af1"/>
+            <w:rFonts w:cs="Times New Roman"/>
+            <w:b/>
+            <w:bCs/>
+            <w:lang w:val="en-US"/>
+          </w:rPr>
+          <w:t>github</w:t>
+        </w:r>
+        <w:proofErr w:type="spellEnd"/>
+        <w:r>
+          <w:rPr>
+            <w:rStyle w:val="af1"/>
+            <w:rFonts w:cs="Times New Roman"/>
+            <w:b/>
+            <w:bCs/>
+          </w:rPr>
+          <w:t>.</w:t>
+        </w:r>
+        <w:r>
+          <w:rPr>
+            <w:rStyle w:val="af1"/>
+            <w:rFonts w:cs="Times New Roman"/>
+            <w:b/>
+            <w:bCs/>
+            <w:lang w:val="en-US"/>
+          </w:rPr>
+          <w:t>io</w:t>
+        </w:r>
+        <w:r>
+          <w:rPr>
+            <w:rStyle w:val="af1"/>
+            <w:rFonts w:cs="Times New Roman"/>
+            <w:b/>
+            <w:bCs/>
+          </w:rPr>
+          <w:t>/</w:t>
+        </w:r>
+        <w:r>
+          <w:rPr>
+            <w:rStyle w:val="af1"/>
+            <w:rFonts w:cs="Times New Roman"/>
+            <w:b/>
+            <w:bCs/>
+            <w:lang w:val="en-US"/>
+          </w:rPr>
+          <w:t>C</w:t>
+        </w:r>
+        <w:r>
+          <w:rPr>
+            <w:rStyle w:val="af1"/>
+            <w:rFonts w:cs="Times New Roman"/>
+            <w:b/>
+            <w:bCs/>
+          </w:rPr>
+          <w:t>_</w:t>
+        </w:r>
+        <w:r>
+          <w:rPr>
+            <w:rStyle w:val="af1"/>
+            <w:rFonts w:cs="Times New Roman"/>
+            <w:b/>
+            <w:bCs/>
+            <w:lang w:val="en-US"/>
+          </w:rPr>
+          <w:t>Sharp</w:t>
+        </w:r>
+        <w:r>
+          <w:rPr>
+            <w:rStyle w:val="af1"/>
+            <w:rFonts w:cs="Times New Roman"/>
+            <w:b/>
+            <w:bCs/>
+          </w:rPr>
+          <w:t>/</w:t>
+        </w:r>
+      </w:hyperlink>
     </w:p>
     <w:sectPr>
       <w:pgSz w:w="11906" w:h="16838"/>
@@ -3910,7 +4055,6 @@
   <w:style w:type="character" w:default="1" w:styleId="a0">
     <w:name w:val="Default Paragraph Font"/>
     <w:uiPriority w:val="1"/>
-    <w:semiHidden/>
     <w:unhideWhenUsed/>
   </w:style>
   <w:style w:type="table" w:default="1" w:styleId="a1">
@@ -4294,6 +4438,41 @@
       <w:sz w:val="28"/>
     </w:rPr>
   </w:style>
+  <w:style w:type="character" w:styleId="af1">
+    <w:name w:val="Hyperlink"/>
+    <w:basedOn w:val="a0"/>
+    <w:uiPriority w:val="99"/>
+    <w:unhideWhenUsed/>
+    <w:rsid w:val="008B586B"/>
+    <w:rPr>
+      <w:color w:val="0563C1" w:themeColor="hyperlink"/>
+      <w:u w:val="single"/>
+    </w:rPr>
+  </w:style>
+  <w:style w:type="character" w:styleId="af2">
+    <w:name w:val="Unresolved Mention"/>
+    <w:basedOn w:val="a0"/>
+    <w:uiPriority w:val="99"/>
+    <w:semiHidden/>
+    <w:unhideWhenUsed/>
+    <w:rsid w:val="008B586B"/>
+    <w:rPr>
+      <w:color w:val="605E5C"/>
+      <w:shd w:val="clear" w:color="auto" w:fill="E1DFDD"/>
+    </w:rPr>
+  </w:style>
+  <w:style w:type="character" w:styleId="af3">
+    <w:name w:val="FollowedHyperlink"/>
+    <w:basedOn w:val="a0"/>
+    <w:uiPriority w:val="99"/>
+    <w:semiHidden/>
+    <w:unhideWhenUsed/>
+    <w:rsid w:val="008B586B"/>
+    <w:rPr>
+      <w:color w:val="954F72" w:themeColor="followedHyperlink"/>
+      <w:u w:val="single"/>
+    </w:rPr>
+  </w:style>
 </w:styles>
 </file>
 
